--- a/docs/03_Modele_de_donnees_SOURCE.docx
+++ b/docs/03_Modele_de_donnees_SOURCE.docx
@@ -52,7 +52,7 @@
           <w:color w:val="0165E3"/>
           <w:sz w:val="56"/>
         </w:rPr>
-        <w:t>DIABACAR</w:t>
+        <w:t>Diaba Auto</w:t>
       </w:r>
     </w:p>
     <w:p>
@@ -292,7 +292,7 @@
                 <w:color w:val="142033"/>
                 <w:sz w:val="17"/>
               </w:rPr>
-              <w:t>DIABACAR - Chine → Sénégal</w:t>
+              <w:t>Diaba Auto - Chine → Sénégal</w:t>
             </w:r>
           </w:p>
         </w:tc>
@@ -309,7 +309,7 @@
           <w:color w:val="5B6676"/>
           <w:sz w:val="16"/>
         </w:rPr>
-        <w:t>Document de travail confidentiel - Toute évolution structurante doit rester cohérente avec le corpus DIABACAR.</w:t>
+        <w:t>Document de travail confidentiel - Toute évolution structurante doit rester cohérente avec le corpus Diaba Auto.</w:t>
       </w:r>
     </w:p>
     <w:p>
@@ -1552,7 +1552,7 @@
                 <w:color w:val="142033"/>
                 <w:sz w:val="16"/>
               </w:rPr>
-              <w:t>Personnel DIABACAR uniquement</w:t>
+              <w:t>Personnel Diaba Auto uniquement</w:t>
             </w:r>
           </w:p>
         </w:tc>
@@ -5136,7 +5136,7 @@
         <w:pStyle w:val="Heading1"/>
       </w:pPr>
       <w:r>
-        <w:t>10. My DIABACAR</w:t>
+        <w:t>10. My Diaba Auto</w:t>
       </w:r>
     </w:p>
     <w:tbl>
@@ -6336,7 +6336,7 @@
                 <w:color w:val="142033"/>
                 <w:sz w:val="16"/>
               </w:rPr>
-              <w:t>Aucun encaissement dans DIABACAR ; preuve/statut seulement</w:t>
+              <w:t>Aucun encaissement dans Diaba Auto ; preuve/statut seulement</w:t>
             </w:r>
           </w:p>
         </w:tc>
@@ -8035,7 +8035,7 @@
         <w:color w:val="5B6676"/>
         <w:sz w:val="15"/>
       </w:rPr>
-      <w:t xml:space="preserve">Confidentiel - Projet DIABACAR  |  Version 1.0  |  </w:t>
+      <w:t xml:space="preserve">Confidentiel - Projet Diaba Auto  |  Version 1.0  |  </w:t>
     </w:r>
     <w:r>
       <w:rPr>
@@ -8068,7 +8068,7 @@
         <w:color w:val="012E75"/>
         <w:sz w:val="15"/>
       </w:rPr>
-      <w:t>DIABACAR  |  03  |  Modèle de données</w:t>
+      <w:t>Diaba Auto  |  03  |  Modèle de données</w:t>
     </w:r>
   </w:p>
 </w:hdr>
